--- a/Lab_3(filter_threshold)/doc/отчёт порог.docx
+++ b/Lab_3(filter_threshold)/doc/отчёт порог.docx
@@ -10,6 +10,8 @@
           <w:color w:val="000000" w:themeColor="text1"/>
         </w:rPr>
       </w:pPr>
+      <w:bookmarkStart w:id="0" w:name="_Hlk213945338"/>
+      <w:bookmarkEnd w:id="0"/>
       <w:r>
         <w:rPr>
           <w:color w:val="000000" w:themeColor="text1"/>
@@ -460,6 +462,8 @@
         <w:spacing w:before="0" w:beforeAutospacing="0" w:after="0" w:afterAutospacing="0"/>
         <w:jc w:val="center"/>
         <w:rPr>
+          <w:rStyle w:val="a6"/>
+          <w:rFonts w:eastAsiaTheme="majorEastAsia"/>
           <w:color w:val="0F1115"/>
           <w:sz w:val="28"/>
           <w:szCs w:val="28"/>
@@ -474,7 +478,7 @@
           <w:szCs w:val="28"/>
         </w:rPr>
         <w:lastRenderedPageBreak/>
-        <w:t>Результаты</w:t>
+        <w:t>Цель работы</w:t>
       </w:r>
     </w:p>
     <w:p>
@@ -484,19 +488,13 @@
         <w:spacing w:before="0" w:beforeAutospacing="0" w:after="0" w:afterAutospacing="0"/>
         <w:jc w:val="both"/>
         <w:rPr>
+          <w:rStyle w:val="a6"/>
+          <w:rFonts w:eastAsiaTheme="majorEastAsia"/>
           <w:color w:val="0F1115"/>
           <w:sz w:val="28"/>
           <w:szCs w:val="28"/>
         </w:rPr>
       </w:pPr>
-      <w:r>
-        <w:rPr>
-          <w:color w:val="0F1115"/>
-          <w:sz w:val="28"/>
-          <w:szCs w:val="28"/>
-        </w:rPr>
-        <w:tab/>
-      </w:r>
       <w:r>
         <w:rPr>
           <w:color w:val="0F1115"/>
@@ -504,7 +502,34 @@
           <w:szCs w:val="28"/>
           <w:shd w:val="clear" w:color="auto" w:fill="FFFFFF"/>
         </w:rPr>
-        <w:t>Разработано приложение "Пороговая обработка изображений" для бинаризации полутоновых изображений с использованием трёх различных алгоритмов. Приложение предоставляет удобный графический интерфейс для выбора алгоритма, настройки параметров, визуального сравнения результатов и сохранения обработанных изображений.</w:t>
+        <w:tab/>
+      </w:r>
+      <w:r>
+        <w:rPr>
+          <w:color w:val="0F1115"/>
+          <w:sz w:val="28"/>
+          <w:szCs w:val="28"/>
+          <w:shd w:val="clear" w:color="auto" w:fill="FFFFFF"/>
+        </w:rPr>
+        <w:t>Разработа</w:t>
+      </w:r>
+      <w:r>
+        <w:rPr>
+          <w:color w:val="0F1115"/>
+          <w:sz w:val="28"/>
+          <w:szCs w:val="28"/>
+          <w:shd w:val="clear" w:color="auto" w:fill="FFFFFF"/>
+        </w:rPr>
+        <w:t>ть</w:t>
+      </w:r>
+      <w:r>
+        <w:rPr>
+          <w:color w:val="0F1115"/>
+          <w:sz w:val="28"/>
+          <w:szCs w:val="28"/>
+          <w:shd w:val="clear" w:color="auto" w:fill="FFFFFF"/>
+        </w:rPr>
+        <w:t xml:space="preserve"> приложение "Пороговая обработка изображений" для бинаризации полутоновых изображений с использованием трёх различных алгоритмов. </w:t>
       </w:r>
     </w:p>
     <w:p>
@@ -514,6 +539,8 @@
         <w:spacing w:before="0" w:beforeAutospacing="0" w:after="0" w:afterAutospacing="0"/>
         <w:jc w:val="center"/>
         <w:rPr>
+          <w:rStyle w:val="a6"/>
+          <w:rFonts w:eastAsiaTheme="majorEastAsia"/>
           <w:color w:val="0F1115"/>
           <w:sz w:val="28"/>
           <w:szCs w:val="28"/>
@@ -527,7 +554,7 @@
           <w:sz w:val="28"/>
           <w:szCs w:val="28"/>
         </w:rPr>
-        <w:t>Выполненные задачи</w:t>
+        <w:t>Ход работы</w:t>
       </w:r>
     </w:p>
     <w:p>
@@ -558,29 +585,7 @@
           <w:color w:val="0F1115"/>
           <w:lang w:eastAsia="ru-RU"/>
         </w:rPr>
-        <w:t>Разработка графического интерфейса (</w:t>
-      </w:r>
-      <w:proofErr w:type="spellStart"/>
-      <w:r>
-        <w:rPr>
-          <w:rFonts w:eastAsia="Times New Roman"/>
-          <w:b/>
-          <w:bCs/>
-          <w:color w:val="0F1115"/>
-          <w:lang w:eastAsia="ru-RU"/>
-        </w:rPr>
-        <w:t>MainWindow</w:t>
-      </w:r>
-      <w:proofErr w:type="spellEnd"/>
-      <w:r>
-        <w:rPr>
-          <w:rFonts w:eastAsia="Times New Roman"/>
-          <w:b/>
-          <w:bCs/>
-          <w:color w:val="0F1115"/>
-          <w:lang w:eastAsia="ru-RU"/>
-        </w:rPr>
-        <w:t>)</w:t>
+        <w:t>Разработка графического интерфейса (MainWindow)</w:t>
       </w:r>
     </w:p>
     <w:p>
@@ -608,7 +613,27 @@
           <w:color w:val="0F1115"/>
           <w:lang w:eastAsia="ru-RU"/>
         </w:rPr>
-        <w:t>Созданы основные элементы управления:</w:t>
+        <w:t>Созда</w:t>
+      </w:r>
+      <w:r>
+        <w:rPr>
+          <w:rFonts w:eastAsia="Times New Roman"/>
+          <w:b/>
+          <w:bCs/>
+          <w:color w:val="0F1115"/>
+          <w:lang w:eastAsia="ru-RU"/>
+        </w:rPr>
+        <w:t>ть</w:t>
+      </w:r>
+      <w:r>
+        <w:rPr>
+          <w:rFonts w:eastAsia="Times New Roman"/>
+          <w:b/>
+          <w:bCs/>
+          <w:color w:val="0F1115"/>
+          <w:lang w:eastAsia="ru-RU"/>
+        </w:rPr>
+        <w:t xml:space="preserve"> основные элементы управления:</w:t>
       </w:r>
     </w:p>
     <w:p>
@@ -786,7 +811,67 @@
           <w:color w:val="0F1115"/>
           <w:lang w:eastAsia="ru-RU"/>
         </w:rPr>
-        <w:t>Реализована адаптивная компоновка:</w:t>
+        <w:t>Реализова</w:t>
+      </w:r>
+      <w:r>
+        <w:rPr>
+          <w:rFonts w:eastAsia="Times New Roman"/>
+          <w:b/>
+          <w:bCs/>
+          <w:color w:val="0F1115"/>
+          <w:lang w:eastAsia="ru-RU"/>
+        </w:rPr>
+        <w:t>ть</w:t>
+      </w:r>
+      <w:r>
+        <w:rPr>
+          <w:rFonts w:eastAsia="Times New Roman"/>
+          <w:b/>
+          <w:bCs/>
+          <w:color w:val="0F1115"/>
+          <w:lang w:eastAsia="ru-RU"/>
+        </w:rPr>
+        <w:t xml:space="preserve"> адаптивн</w:t>
+      </w:r>
+      <w:r>
+        <w:rPr>
+          <w:rFonts w:eastAsia="Times New Roman"/>
+          <w:b/>
+          <w:bCs/>
+          <w:color w:val="0F1115"/>
+          <w:lang w:eastAsia="ru-RU"/>
+        </w:rPr>
+        <w:t>ую</w:t>
+      </w:r>
+      <w:r>
+        <w:rPr>
+          <w:rFonts w:eastAsia="Times New Roman"/>
+          <w:b/>
+          <w:bCs/>
+          <w:color w:val="0F1115"/>
+          <w:lang w:eastAsia="ru-RU"/>
+        </w:rPr>
+        <w:t xml:space="preserve"> компоновк</w:t>
+      </w:r>
+      <w:r>
+        <w:rPr>
+          <w:rFonts w:eastAsia="Times New Roman"/>
+          <w:b/>
+          <w:bCs/>
+          <w:color w:val="0F1115"/>
+          <w:lang w:eastAsia="ru-RU"/>
+        </w:rPr>
+        <w:t>у</w:t>
+      </w:r>
+      <w:r>
+        <w:rPr>
+          <w:rFonts w:eastAsia="Times New Roman"/>
+          <w:b/>
+          <w:bCs/>
+          <w:color w:val="0F1115"/>
+          <w:lang w:eastAsia="ru-RU"/>
+        </w:rPr>
+        <w:t>:</w:t>
       </w:r>
     </w:p>
     <w:p>
@@ -1191,6 +1276,19 @@
     </w:p>
     <w:p>
       <w:pPr>
+        <w:shd w:val="clear" w:color="auto" w:fill="FFFFFF"/>
+        <w:suppressAutoHyphens w:val="0"/>
+        <w:spacing w:before="100" w:beforeAutospacing="1" w:line="240" w:lineRule="auto"/>
+        <w:jc w:val="left"/>
+        <w:rPr>
+          <w:rFonts w:eastAsia="Times New Roman"/>
+          <w:color w:val="0F1115"/>
+          <w:lang w:eastAsia="ru-RU"/>
+        </w:rPr>
+      </w:pPr>
+    </w:p>
+    <w:p>
+      <w:pPr>
         <w:pStyle w:val="a7"/>
         <w:numPr>
           <w:ilvl w:val="1"/>
@@ -1346,7 +1444,37 @@
           <w:color w:val="0F1115"/>
           <w:lang w:eastAsia="ru-RU"/>
         </w:rPr>
-        <w:t>Функциональность работы с изображениями</w:t>
+        <w:t>Добавление ф</w:t>
+      </w:r>
+      <w:r>
+        <w:rPr>
+          <w:rFonts w:eastAsia="Times New Roman"/>
+          <w:b/>
+          <w:bCs/>
+          <w:color w:val="0F1115"/>
+          <w:lang w:eastAsia="ru-RU"/>
+        </w:rPr>
+        <w:t>ункциональност</w:t>
+      </w:r>
+      <w:r>
+        <w:rPr>
+          <w:rFonts w:eastAsia="Times New Roman"/>
+          <w:b/>
+          <w:bCs/>
+          <w:color w:val="0F1115"/>
+          <w:lang w:eastAsia="ru-RU"/>
+        </w:rPr>
+        <w:t>и</w:t>
+      </w:r>
+      <w:r>
+        <w:rPr>
+          <w:rFonts w:eastAsia="Times New Roman"/>
+          <w:b/>
+          <w:bCs/>
+          <w:color w:val="0F1115"/>
+          <w:lang w:eastAsia="ru-RU"/>
+        </w:rPr>
+        <w:t xml:space="preserve"> работы с изображениями</w:t>
       </w:r>
     </w:p>
     <w:p>
@@ -1761,7 +1889,47 @@
           <w:color w:val="0F1115"/>
           <w:lang w:eastAsia="ru-RU"/>
         </w:rPr>
-        <w:t>Пользовательский интерфейс</w:t>
+        <w:t>Создание п</w:t>
+      </w:r>
+      <w:r>
+        <w:rPr>
+          <w:rFonts w:eastAsia="Times New Roman"/>
+          <w:b/>
+          <w:bCs/>
+          <w:color w:val="0F1115"/>
+          <w:lang w:eastAsia="ru-RU"/>
+        </w:rPr>
+        <w:t>ользовательск</w:t>
+      </w:r>
+      <w:r>
+        <w:rPr>
+          <w:rFonts w:eastAsia="Times New Roman"/>
+          <w:b/>
+          <w:bCs/>
+          <w:color w:val="0F1115"/>
+          <w:lang w:eastAsia="ru-RU"/>
+        </w:rPr>
+        <w:t>ого</w:t>
+      </w:r>
+      <w:r>
+        <w:rPr>
+          <w:rFonts w:eastAsia="Times New Roman"/>
+          <w:b/>
+          <w:bCs/>
+          <w:color w:val="0F1115"/>
+          <w:lang w:eastAsia="ru-RU"/>
+        </w:rPr>
+        <w:t xml:space="preserve"> интерфейс</w:t>
+      </w:r>
+      <w:r>
+        <w:rPr>
+          <w:rFonts w:eastAsia="Times New Roman"/>
+          <w:b/>
+          <w:bCs/>
+          <w:color w:val="0F1115"/>
+          <w:lang w:eastAsia="ru-RU"/>
+        </w:rPr>
+        <w:t>а</w:t>
       </w:r>
     </w:p>
     <w:p>
@@ -2035,19 +2203,6 @@
     </w:p>
     <w:p>
       <w:pPr>
-        <w:shd w:val="clear" w:color="auto" w:fill="FFFFFF"/>
-        <w:suppressAutoHyphens w:val="0"/>
-        <w:spacing w:before="100" w:beforeAutospacing="1" w:line="240" w:lineRule="auto"/>
-        <w:jc w:val="left"/>
-        <w:rPr>
-          <w:rFonts w:eastAsia="Times New Roman"/>
-          <w:color w:val="0F1115"/>
-          <w:lang w:eastAsia="ru-RU"/>
-        </w:rPr>
-      </w:pPr>
-    </w:p>
-    <w:p>
-      <w:pPr>
         <w:pStyle w:val="ds-markdown-paragraph"/>
         <w:shd w:val="clear" w:color="auto" w:fill="FFFFFF"/>
         <w:spacing w:before="0" w:beforeAutospacing="0" w:after="0" w:afterAutospacing="0"/>
@@ -2064,389 +2219,13 @@
         <w:pStyle w:val="ds-markdown-paragraph"/>
         <w:shd w:val="clear" w:color="auto" w:fill="FFFFFF"/>
         <w:spacing w:before="0" w:beforeAutospacing="0" w:after="0" w:afterAutospacing="0"/>
-        <w:jc w:val="center"/>
+        <w:ind w:left="1224"/>
         <w:rPr>
           <w:color w:val="0F1115"/>
           <w:sz w:val="28"/>
           <w:szCs w:val="28"/>
         </w:rPr>
       </w:pPr>
-      <w:r>
-        <w:rPr>
-          <w:rStyle w:val="a6"/>
-          <w:rFonts w:eastAsiaTheme="majorEastAsia"/>
-          <w:color w:val="0F1115"/>
-          <w:sz w:val="28"/>
-          <w:szCs w:val="28"/>
-        </w:rPr>
-        <w:t>Ключевые особенности реализации</w:t>
-      </w:r>
-    </w:p>
-    <w:p>
-      <w:pPr>
-        <w:numPr>
-          <w:ilvl w:val="0"/>
-          <w:numId w:val="21"/>
-        </w:numPr>
-        <w:shd w:val="clear" w:color="auto" w:fill="FFFFFF"/>
-        <w:suppressAutoHyphens w:val="0"/>
-        <w:spacing w:before="100" w:beforeAutospacing="1" w:line="240" w:lineRule="auto"/>
-        <w:jc w:val="left"/>
-        <w:rPr>
-          <w:rFonts w:eastAsia="Times New Roman"/>
-          <w:color w:val="0F1115"/>
-          <w:lang w:eastAsia="ru-RU"/>
-        </w:rPr>
-      </w:pPr>
-      <w:r>
-        <w:rPr>
-          <w:rFonts w:eastAsia="Times New Roman"/>
-          <w:color w:val="0F1115"/>
-          <w:lang w:eastAsia="ru-RU"/>
-        </w:rPr>
-        <w:t>Эффективная реализация трёх различных алгоритмов бинаризации</w:t>
-      </w:r>
-    </w:p>
-    <w:p>
-      <w:pPr>
-        <w:numPr>
-          <w:ilvl w:val="0"/>
-          <w:numId w:val="21"/>
-        </w:numPr>
-        <w:shd w:val="clear" w:color="auto" w:fill="FFFFFF"/>
-        <w:suppressAutoHyphens w:val="0"/>
-        <w:spacing w:before="100" w:beforeAutospacing="1" w:line="240" w:lineRule="auto"/>
-        <w:jc w:val="left"/>
-        <w:rPr>
-          <w:rFonts w:eastAsia="Times New Roman"/>
-          <w:color w:val="0F1115"/>
-          <w:lang w:eastAsia="ru-RU"/>
-        </w:rPr>
-      </w:pPr>
-      <w:r>
-        <w:rPr>
-          <w:rFonts w:eastAsia="Times New Roman"/>
-          <w:color w:val="0F1115"/>
-          <w:lang w:eastAsia="ru-RU"/>
-        </w:rPr>
-        <w:t>Оптимизированные вычисления для обработки больших изображений</w:t>
-      </w:r>
-    </w:p>
-    <w:p>
-      <w:pPr>
-        <w:numPr>
-          <w:ilvl w:val="0"/>
-          <w:numId w:val="21"/>
-        </w:numPr>
-        <w:shd w:val="clear" w:color="auto" w:fill="FFFFFF"/>
-        <w:suppressAutoHyphens w:val="0"/>
-        <w:spacing w:before="100" w:beforeAutospacing="1" w:line="240" w:lineRule="auto"/>
-        <w:jc w:val="left"/>
-        <w:rPr>
-          <w:rFonts w:eastAsia="Times New Roman"/>
-          <w:color w:val="0F1115"/>
-          <w:lang w:eastAsia="ru-RU"/>
-        </w:rPr>
-      </w:pPr>
-      <w:r>
-        <w:rPr>
-          <w:rFonts w:eastAsia="Times New Roman"/>
-          <w:color w:val="0F1115"/>
-          <w:lang w:eastAsia="ru-RU"/>
-        </w:rPr>
-        <w:t>Корректная обработка граничных пикселей</w:t>
-      </w:r>
-    </w:p>
-    <w:p>
-      <w:pPr>
-        <w:numPr>
-          <w:ilvl w:val="0"/>
-          <w:numId w:val="21"/>
-        </w:numPr>
-        <w:shd w:val="clear" w:color="auto" w:fill="FFFFFF"/>
-        <w:suppressAutoHyphens w:val="0"/>
-        <w:spacing w:before="100" w:beforeAutospacing="1" w:line="240" w:lineRule="auto"/>
-        <w:jc w:val="left"/>
-        <w:rPr>
-          <w:rFonts w:eastAsia="Times New Roman"/>
-          <w:color w:val="0F1115"/>
-          <w:lang w:eastAsia="ru-RU"/>
-        </w:rPr>
-      </w:pPr>
-      <w:r>
-        <w:rPr>
-          <w:rFonts w:eastAsia="Times New Roman"/>
-          <w:color w:val="0F1115"/>
-          <w:lang w:eastAsia="ru-RU"/>
-        </w:rPr>
-        <w:t>Реализация прогресс-отслеживания для длительных операций</w:t>
-      </w:r>
-    </w:p>
-    <w:p>
-      <w:pPr>
-        <w:numPr>
-          <w:ilvl w:val="0"/>
-          <w:numId w:val="21"/>
-        </w:numPr>
-        <w:shd w:val="clear" w:color="auto" w:fill="FFFFFF"/>
-        <w:suppressAutoHyphens w:val="0"/>
-        <w:spacing w:before="100" w:beforeAutospacing="1" w:line="240" w:lineRule="auto"/>
-        <w:jc w:val="left"/>
-        <w:rPr>
-          <w:rFonts w:eastAsia="Times New Roman"/>
-          <w:color w:val="0F1115"/>
-          <w:lang w:eastAsia="ru-RU"/>
-        </w:rPr>
-      </w:pPr>
-      <w:r>
-        <w:rPr>
-          <w:rFonts w:eastAsia="Times New Roman"/>
-          <w:color w:val="0F1115"/>
-          <w:lang w:eastAsia="ru-RU"/>
-        </w:rPr>
-        <w:t>Чёткое разделение интерфейса и логики обработки</w:t>
-      </w:r>
-    </w:p>
-    <w:p>
-      <w:pPr>
-        <w:numPr>
-          <w:ilvl w:val="0"/>
-          <w:numId w:val="21"/>
-        </w:numPr>
-        <w:shd w:val="clear" w:color="auto" w:fill="FFFFFF"/>
-        <w:suppressAutoHyphens w:val="0"/>
-        <w:spacing w:before="100" w:beforeAutospacing="1" w:line="240" w:lineRule="auto"/>
-        <w:jc w:val="left"/>
-        <w:rPr>
-          <w:rFonts w:eastAsia="Times New Roman"/>
-          <w:color w:val="0F1115"/>
-          <w:lang w:eastAsia="ru-RU"/>
-        </w:rPr>
-      </w:pPr>
-      <w:r>
-        <w:rPr>
-          <w:rFonts w:eastAsia="Times New Roman"/>
-          <w:color w:val="0F1115"/>
-          <w:lang w:eastAsia="ru-RU"/>
-        </w:rPr>
-        <w:t xml:space="preserve">Использование сигналов и слотов </w:t>
-      </w:r>
-      <w:proofErr w:type="spellStart"/>
-      <w:r>
-        <w:rPr>
-          <w:rFonts w:eastAsia="Times New Roman"/>
-          <w:color w:val="0F1115"/>
-          <w:lang w:eastAsia="ru-RU"/>
-        </w:rPr>
-        <w:t>Qt</w:t>
-      </w:r>
-      <w:proofErr w:type="spellEnd"/>
-      <w:r>
-        <w:rPr>
-          <w:rFonts w:eastAsia="Times New Roman"/>
-          <w:color w:val="0F1115"/>
-          <w:lang w:eastAsia="ru-RU"/>
-        </w:rPr>
-        <w:t xml:space="preserve"> для взаимодействия</w:t>
-      </w:r>
-    </w:p>
-    <w:p>
-      <w:pPr>
-        <w:numPr>
-          <w:ilvl w:val="0"/>
-          <w:numId w:val="21"/>
-        </w:numPr>
-        <w:shd w:val="clear" w:color="auto" w:fill="FFFFFF"/>
-        <w:suppressAutoHyphens w:val="0"/>
-        <w:spacing w:before="100" w:beforeAutospacing="1" w:line="240" w:lineRule="auto"/>
-        <w:jc w:val="left"/>
-        <w:rPr>
-          <w:rFonts w:eastAsia="Times New Roman"/>
-          <w:color w:val="0F1115"/>
-          <w:lang w:eastAsia="ru-RU"/>
-        </w:rPr>
-      </w:pPr>
-      <w:r>
-        <w:rPr>
-          <w:rFonts w:eastAsia="Times New Roman"/>
-          <w:color w:val="0F1115"/>
-          <w:lang w:eastAsia="ru-RU"/>
-        </w:rPr>
-        <w:t>Модульная организация алгоритмов обработки</w:t>
-      </w:r>
-    </w:p>
-    <w:p>
-      <w:pPr>
-        <w:numPr>
-          <w:ilvl w:val="0"/>
-          <w:numId w:val="21"/>
-        </w:numPr>
-        <w:shd w:val="clear" w:color="auto" w:fill="FFFFFF"/>
-        <w:suppressAutoHyphens w:val="0"/>
-        <w:spacing w:before="100" w:beforeAutospacing="1" w:line="240" w:lineRule="auto"/>
-        <w:jc w:val="left"/>
-        <w:rPr>
-          <w:rFonts w:eastAsia="Times New Roman"/>
-          <w:color w:val="0F1115"/>
-          <w:lang w:eastAsia="ru-RU"/>
-        </w:rPr>
-      </w:pPr>
-      <w:r>
-        <w:rPr>
-          <w:rFonts w:eastAsia="Times New Roman"/>
-          <w:color w:val="0F1115"/>
-          <w:lang w:eastAsia="ru-RU"/>
-        </w:rPr>
-        <w:t>Инкапсуляция параметров каждого алгоритма</w:t>
-      </w:r>
-    </w:p>
-    <w:p>
-      <w:pPr>
-        <w:numPr>
-          <w:ilvl w:val="0"/>
-          <w:numId w:val="21"/>
-        </w:numPr>
-        <w:shd w:val="clear" w:color="auto" w:fill="FFFFFF"/>
-        <w:suppressAutoHyphens w:val="0"/>
-        <w:spacing w:before="100" w:beforeAutospacing="1" w:line="240" w:lineRule="auto"/>
-        <w:jc w:val="left"/>
-        <w:rPr>
-          <w:rFonts w:eastAsia="Times New Roman"/>
-          <w:color w:val="0F1115"/>
-          <w:lang w:eastAsia="ru-RU"/>
-        </w:rPr>
-      </w:pPr>
-      <w:r>
-        <w:rPr>
-          <w:rFonts w:eastAsia="Times New Roman"/>
-          <w:color w:val="0F1115"/>
-          <w:lang w:eastAsia="ru-RU"/>
-        </w:rPr>
-        <w:t>Интуитивно понятный интерфейс с логической группировкой элементов</w:t>
-      </w:r>
-    </w:p>
-    <w:p>
-      <w:pPr>
-        <w:numPr>
-          <w:ilvl w:val="0"/>
-          <w:numId w:val="21"/>
-        </w:numPr>
-        <w:shd w:val="clear" w:color="auto" w:fill="FFFFFF"/>
-        <w:suppressAutoHyphens w:val="0"/>
-        <w:spacing w:before="100" w:beforeAutospacing="1" w:line="240" w:lineRule="auto"/>
-        <w:jc w:val="left"/>
-        <w:rPr>
-          <w:rFonts w:eastAsia="Times New Roman"/>
-          <w:color w:val="0F1115"/>
-          <w:lang w:eastAsia="ru-RU"/>
-        </w:rPr>
-      </w:pPr>
-      <w:r>
-        <w:rPr>
-          <w:rFonts w:eastAsia="Times New Roman"/>
-          <w:color w:val="0F1115"/>
-          <w:lang w:eastAsia="ru-RU"/>
-        </w:rPr>
-        <w:t>Визуальное сравнение "до/после" обработки</w:t>
-      </w:r>
-    </w:p>
-    <w:p>
-      <w:pPr>
-        <w:numPr>
-          <w:ilvl w:val="0"/>
-          <w:numId w:val="21"/>
-        </w:numPr>
-        <w:shd w:val="clear" w:color="auto" w:fill="FFFFFF"/>
-        <w:suppressAutoHyphens w:val="0"/>
-        <w:spacing w:before="100" w:beforeAutospacing="1" w:line="240" w:lineRule="auto"/>
-        <w:jc w:val="left"/>
-        <w:rPr>
-          <w:rFonts w:eastAsia="Times New Roman"/>
-          <w:color w:val="0F1115"/>
-          <w:lang w:eastAsia="ru-RU"/>
-        </w:rPr>
-      </w:pPr>
-      <w:r>
-        <w:rPr>
-          <w:rFonts w:eastAsia="Times New Roman"/>
-          <w:color w:val="0F1115"/>
-          <w:lang w:eastAsia="ru-RU"/>
-        </w:rPr>
-        <w:t>Подробные описания алгоритмов и рекомендации по настройке</w:t>
-      </w:r>
-    </w:p>
-    <w:p>
-      <w:pPr>
-        <w:numPr>
-          <w:ilvl w:val="0"/>
-          <w:numId w:val="21"/>
-        </w:numPr>
-        <w:shd w:val="clear" w:color="auto" w:fill="FFFFFF"/>
-        <w:suppressAutoHyphens w:val="0"/>
-        <w:spacing w:before="100" w:beforeAutospacing="1" w:line="240" w:lineRule="auto"/>
-        <w:jc w:val="left"/>
-        <w:rPr>
-          <w:rFonts w:eastAsia="Times New Roman"/>
-          <w:color w:val="0F1115"/>
-          <w:lang w:eastAsia="ru-RU"/>
-        </w:rPr>
-      </w:pPr>
-      <w:r>
-        <w:rPr>
-          <w:rFonts w:eastAsia="Times New Roman"/>
-          <w:color w:val="0F1115"/>
-          <w:lang w:eastAsia="ru-RU"/>
-        </w:rPr>
-        <w:t>Поддержка множества графических форматов</w:t>
-      </w:r>
-    </w:p>
-    <w:p>
-      <w:pPr>
-        <w:numPr>
-          <w:ilvl w:val="0"/>
-          <w:numId w:val="21"/>
-        </w:numPr>
-        <w:shd w:val="clear" w:color="auto" w:fill="FFFFFF"/>
-        <w:suppressAutoHyphens w:val="0"/>
-        <w:spacing w:before="100" w:beforeAutospacing="1" w:line="240" w:lineRule="auto"/>
-        <w:jc w:val="left"/>
-        <w:rPr>
-          <w:rFonts w:eastAsia="Times New Roman"/>
-          <w:color w:val="0F1115"/>
-          <w:lang w:eastAsia="ru-RU"/>
-        </w:rPr>
-      </w:pPr>
-      <w:r>
-        <w:rPr>
-          <w:rFonts w:eastAsia="Times New Roman"/>
-          <w:color w:val="0F1115"/>
-          <w:lang w:eastAsia="ru-RU"/>
-        </w:rPr>
-        <w:t>Автоматическое масштабирование изображений с сохранением пропорций</w:t>
-      </w:r>
-    </w:p>
-    <w:p>
-      <w:pPr>
-        <w:numPr>
-          <w:ilvl w:val="0"/>
-          <w:numId w:val="21"/>
-        </w:numPr>
-        <w:shd w:val="clear" w:color="auto" w:fill="FFFFFF"/>
-        <w:suppressAutoHyphens w:val="0"/>
-        <w:spacing w:before="100" w:beforeAutospacing="1" w:line="240" w:lineRule="auto"/>
-        <w:jc w:val="left"/>
-        <w:rPr>
-          <w:color w:val="000000" w:themeColor="text1"/>
-        </w:rPr>
-      </w:pPr>
-      <w:r>
-        <w:rPr>
-          <w:rFonts w:eastAsia="Times New Roman"/>
-          <w:color w:val="0F1115"/>
-          <w:lang w:eastAsia="ru-RU"/>
-        </w:rPr>
-        <w:t>Эффективная обработка больших изображений</w:t>
-      </w:r>
     </w:p>
     <w:p>
       <w:pPr>
@@ -2464,11 +2243,916 @@
         </w:rPr>
       </w:pPr>
     </w:p>
+    <w:p>
+      <w:pPr>
+        <w:pStyle w:val="ds-markdown-paragraph"/>
+        <w:shd w:val="clear" w:color="auto" w:fill="FFFFFF"/>
+        <w:spacing w:before="0" w:beforeAutospacing="0" w:after="0" w:afterAutospacing="0"/>
+        <w:jc w:val="center"/>
+        <w:rPr>
+          <w:color w:val="0F1115"/>
+          <w:sz w:val="28"/>
+          <w:szCs w:val="28"/>
+        </w:rPr>
+      </w:pPr>
+      <w:r>
+        <w:rPr>
+          <w:rStyle w:val="a6"/>
+          <w:rFonts w:eastAsiaTheme="majorEastAsia"/>
+          <w:color w:val="0F1115"/>
+          <w:sz w:val="28"/>
+          <w:szCs w:val="28"/>
+        </w:rPr>
+        <w:t>Результаты</w:t>
+      </w:r>
+    </w:p>
+    <w:p>
+      <w:pPr>
+        <w:pStyle w:val="ds-markdown-paragraph"/>
+        <w:shd w:val="clear" w:color="auto" w:fill="FFFFFF"/>
+        <w:spacing w:before="0" w:beforeAutospacing="0" w:after="0" w:afterAutospacing="0"/>
+        <w:jc w:val="both"/>
+        <w:rPr>
+          <w:color w:val="0F1115"/>
+          <w:sz w:val="28"/>
+          <w:szCs w:val="28"/>
+          <w:shd w:val="clear" w:color="auto" w:fill="FFFFFF"/>
+        </w:rPr>
+      </w:pPr>
+      <w:r>
+        <w:rPr>
+          <w:color w:val="0F1115"/>
+          <w:sz w:val="28"/>
+          <w:szCs w:val="28"/>
+        </w:rPr>
+        <w:tab/>
+      </w:r>
+      <w:r>
+        <w:rPr>
+          <w:color w:val="0F1115"/>
+          <w:sz w:val="28"/>
+          <w:szCs w:val="28"/>
+          <w:shd w:val="clear" w:color="auto" w:fill="FFFFFF"/>
+        </w:rPr>
+        <w:t>Разработано приложение "Пороговая обработка изображений" для бинаризации полутоновых изображений с использованием трёх различных алгоритмов. Приложение предоставляет удобный графический интерфейс для выбора алгоритма, настройки параметров, визуального сравнения результатов и сохранения обработанных изображений.</w:t>
+      </w:r>
+    </w:p>
+    <w:p>
+      <w:pPr>
+        <w:pStyle w:val="a7"/>
+        <w:shd w:val="clear" w:color="auto" w:fill="FFFFFF"/>
+        <w:suppressAutoHyphens w:val="0"/>
+        <w:spacing w:before="240" w:after="240" w:line="420" w:lineRule="atLeast"/>
+        <w:ind w:left="360" w:firstLine="0"/>
+        <w:jc w:val="left"/>
+        <w:outlineLvl w:val="3"/>
+        <w:rPr>
+          <w:rFonts w:eastAsia="Times New Roman"/>
+          <w:b/>
+          <w:bCs/>
+          <w:color w:val="0F1115"/>
+          <w:lang w:eastAsia="ru-RU"/>
+        </w:rPr>
+      </w:pPr>
+      <w:r>
+        <w:rPr>
+          <w:rFonts w:eastAsia="Times New Roman"/>
+          <w:b/>
+          <w:bCs/>
+          <w:color w:val="0F1115"/>
+          <w:lang w:eastAsia="ru-RU"/>
+        </w:rPr>
+        <w:t>Реализ</w:t>
+      </w:r>
+      <w:r>
+        <w:rPr>
+          <w:rFonts w:eastAsia="Times New Roman"/>
+          <w:b/>
+          <w:bCs/>
+          <w:color w:val="0F1115"/>
+          <w:lang w:eastAsia="ru-RU"/>
+        </w:rPr>
+        <w:t>ованы</w:t>
+      </w:r>
+      <w:r>
+        <w:rPr>
+          <w:rFonts w:eastAsia="Times New Roman"/>
+          <w:b/>
+          <w:bCs/>
+          <w:color w:val="0F1115"/>
+          <w:lang w:eastAsia="ru-RU"/>
+        </w:rPr>
+        <w:t xml:space="preserve"> алгоритм</w:t>
+      </w:r>
+      <w:r>
+        <w:rPr>
+          <w:rFonts w:eastAsia="Times New Roman"/>
+          <w:b/>
+          <w:bCs/>
+          <w:color w:val="0F1115"/>
+          <w:lang w:eastAsia="ru-RU"/>
+        </w:rPr>
+        <w:t>ы</w:t>
+      </w:r>
+      <w:r>
+        <w:rPr>
+          <w:rFonts w:eastAsia="Times New Roman"/>
+          <w:b/>
+          <w:bCs/>
+          <w:color w:val="0F1115"/>
+          <w:lang w:eastAsia="ru-RU"/>
+        </w:rPr>
+        <w:t xml:space="preserve"> пороговой обработки</w:t>
+      </w:r>
+    </w:p>
+    <w:p>
+      <w:pPr>
+        <w:pStyle w:val="a7"/>
+        <w:shd w:val="clear" w:color="auto" w:fill="FFFFFF"/>
+        <w:suppressAutoHyphens w:val="0"/>
+        <w:spacing w:before="240" w:after="240" w:line="420" w:lineRule="atLeast"/>
+        <w:ind w:left="360" w:firstLine="0"/>
+        <w:jc w:val="left"/>
+        <w:outlineLvl w:val="3"/>
+        <w:rPr>
+          <w:rFonts w:eastAsia="Times New Roman"/>
+          <w:b/>
+          <w:bCs/>
+          <w:color w:val="0F1115"/>
+          <w:lang w:eastAsia="ru-RU"/>
+        </w:rPr>
+      </w:pPr>
+      <w:r>
+        <w:rPr>
+          <w:rFonts w:eastAsia="Times New Roman"/>
+          <w:b/>
+          <w:bCs/>
+          <w:noProof/>
+          <w:color w:val="0F1115"/>
+          <w:lang w:eastAsia="ru-RU"/>
+        </w:rPr>
+        <w:drawing>
+          <wp:inline distT="0" distB="0" distL="0" distR="0" wp14:anchorId="6A4AE71F" wp14:editId="17100328">
+            <wp:extent cx="3219206" cy="1348740"/>
+            <wp:effectExtent l="0" t="0" r="635" b="3810"/>
+            <wp:docPr id="2" name="Рисунок 2"/>
+            <wp:cNvGraphicFramePr>
+              <a:graphicFrameLocks xmlns:a="http://schemas.openxmlformats.org/drawingml/2006/main" noChangeAspect="1"/>
+            </wp:cNvGraphicFramePr>
+            <a:graphic xmlns:a="http://schemas.openxmlformats.org/drawingml/2006/main">
+              <a:graphicData uri="http://schemas.openxmlformats.org/drawingml/2006/picture">
+                <pic:pic xmlns:pic="http://schemas.openxmlformats.org/drawingml/2006/picture">
+                  <pic:nvPicPr>
+                    <pic:cNvPr id="2" name="Рисунок 2"/>
+                    <pic:cNvPicPr/>
+                  </pic:nvPicPr>
+                  <pic:blipFill>
+                    <a:blip r:embed="rId7" cstate="print">
+                      <a:extLst>
+                        <a:ext uri="{28A0092B-C50C-407E-A947-70E740481C1C}">
+                          <a14:useLocalDpi xmlns:a14="http://schemas.microsoft.com/office/drawing/2010/main" val="0"/>
+                        </a:ext>
+                      </a:extLst>
+                    </a:blip>
+                    <a:stretch>
+                      <a:fillRect/>
+                    </a:stretch>
+                  </pic:blipFill>
+                  <pic:spPr>
+                    <a:xfrm>
+                      <a:off x="0" y="0"/>
+                      <a:ext cx="3278870" cy="1373737"/>
+                    </a:xfrm>
+                    <a:prstGeom prst="rect">
+                      <a:avLst/>
+                    </a:prstGeom>
+                  </pic:spPr>
+                </pic:pic>
+              </a:graphicData>
+            </a:graphic>
+          </wp:inline>
+        </w:drawing>
+      </w:r>
+    </w:p>
+    <w:p>
+      <w:pPr>
+        <w:pStyle w:val="a7"/>
+        <w:numPr>
+          <w:ilvl w:val="1"/>
+          <w:numId w:val="23"/>
+        </w:numPr>
+        <w:shd w:val="clear" w:color="auto" w:fill="FFFFFF"/>
+        <w:suppressAutoHyphens w:val="0"/>
+        <w:spacing w:before="240" w:after="240" w:line="240" w:lineRule="auto"/>
+        <w:jc w:val="left"/>
+        <w:rPr>
+          <w:rFonts w:eastAsia="Times New Roman"/>
+          <w:color w:val="0F1115"/>
+          <w:lang w:eastAsia="ru-RU"/>
+        </w:rPr>
+      </w:pPr>
+      <w:r>
+        <w:rPr>
+          <w:rFonts w:eastAsia="Times New Roman"/>
+          <w:b/>
+          <w:bCs/>
+          <w:color w:val="0F1115"/>
+          <w:lang w:eastAsia="ru-RU"/>
+        </w:rPr>
+        <w:t>Адаптивная обработка с 8 ориентирами</w:t>
+      </w:r>
+      <w:r>
+        <w:rPr>
+          <w:rFonts w:eastAsia="Times New Roman"/>
+          <w:b/>
+          <w:bCs/>
+          <w:color w:val="0F1115"/>
+          <w:lang w:eastAsia="ru-RU"/>
+        </w:rPr>
+        <w:t xml:space="preserve"> (</w:t>
+      </w:r>
+      <w:r>
+        <w:rPr>
+          <w:rFonts w:eastAsia="Times New Roman"/>
+          <w:b/>
+          <w:bCs/>
+          <w:color w:val="0F1115"/>
+          <w:lang w:eastAsia="ru-RU"/>
+        </w:rPr>
+        <w:t>размер окна 3х3, коэффициент = 0.32</w:t>
+      </w:r>
+      <w:r>
+        <w:rPr>
+          <w:rFonts w:eastAsia="Times New Roman"/>
+          <w:b/>
+          <w:bCs/>
+          <w:color w:val="0F1115"/>
+          <w:lang w:eastAsia="ru-RU"/>
+        </w:rPr>
+        <w:t>)</w:t>
+      </w:r>
+    </w:p>
+    <w:p>
+      <w:pPr>
+        <w:shd w:val="clear" w:color="auto" w:fill="FFFFFF"/>
+        <w:suppressAutoHyphens w:val="0"/>
+        <w:spacing w:before="240" w:after="240" w:line="240" w:lineRule="auto"/>
+        <w:ind w:left="360" w:firstLine="0"/>
+        <w:jc w:val="left"/>
+        <w:rPr>
+          <w:rFonts w:eastAsia="Times New Roman"/>
+          <w:color w:val="0F1115"/>
+          <w:lang w:eastAsia="ru-RU"/>
+        </w:rPr>
+      </w:pPr>
+      <w:r>
+        <w:rPr>
+          <w:rFonts w:eastAsia="Times New Roman"/>
+          <w:noProof/>
+          <w:color w:val="0F1115"/>
+          <w:lang w:eastAsia="ru-RU"/>
+        </w:rPr>
+        <w:drawing>
+          <wp:inline distT="0" distB="0" distL="0" distR="0" wp14:anchorId="6F75393D" wp14:editId="10471864">
+            <wp:extent cx="3346519" cy="1402080"/>
+            <wp:effectExtent l="0" t="0" r="6350" b="7620"/>
+            <wp:docPr id="3" name="Рисунок 3"/>
+            <wp:cNvGraphicFramePr>
+              <a:graphicFrameLocks xmlns:a="http://schemas.openxmlformats.org/drawingml/2006/main" noChangeAspect="1"/>
+            </wp:cNvGraphicFramePr>
+            <a:graphic xmlns:a="http://schemas.openxmlformats.org/drawingml/2006/main">
+              <a:graphicData uri="http://schemas.openxmlformats.org/drawingml/2006/picture">
+                <pic:pic xmlns:pic="http://schemas.openxmlformats.org/drawingml/2006/picture">
+                  <pic:nvPicPr>
+                    <pic:cNvPr id="3" name="Рисунок 3"/>
+                    <pic:cNvPicPr/>
+                  </pic:nvPicPr>
+                  <pic:blipFill>
+                    <a:blip r:embed="rId8" cstate="print">
+                      <a:extLst>
+                        <a:ext uri="{28A0092B-C50C-407E-A947-70E740481C1C}">
+                          <a14:useLocalDpi xmlns:a14="http://schemas.microsoft.com/office/drawing/2010/main" val="0"/>
+                        </a:ext>
+                      </a:extLst>
+                    </a:blip>
+                    <a:stretch>
+                      <a:fillRect/>
+                    </a:stretch>
+                  </pic:blipFill>
+                  <pic:spPr>
+                    <a:xfrm>
+                      <a:off x="0" y="0"/>
+                      <a:ext cx="3381795" cy="1416859"/>
+                    </a:xfrm>
+                    <a:prstGeom prst="rect">
+                      <a:avLst/>
+                    </a:prstGeom>
+                  </pic:spPr>
+                </pic:pic>
+              </a:graphicData>
+            </a:graphic>
+          </wp:inline>
+        </w:drawing>
+      </w:r>
+    </w:p>
+    <w:p>
+      <w:pPr>
+        <w:pStyle w:val="a7"/>
+        <w:numPr>
+          <w:ilvl w:val="1"/>
+          <w:numId w:val="23"/>
+        </w:numPr>
+        <w:shd w:val="clear" w:color="auto" w:fill="FFFFFF"/>
+        <w:suppressAutoHyphens w:val="0"/>
+        <w:spacing w:before="100" w:beforeAutospacing="1" w:after="240" w:line="240" w:lineRule="auto"/>
+        <w:jc w:val="left"/>
+        <w:rPr>
+          <w:rFonts w:eastAsia="Times New Roman"/>
+          <w:color w:val="0F1115"/>
+          <w:lang w:eastAsia="ru-RU"/>
+        </w:rPr>
+      </w:pPr>
+      <w:r>
+        <w:rPr>
+          <w:rFonts w:eastAsia="Times New Roman"/>
+          <w:b/>
+          <w:bCs/>
+          <w:color w:val="0F1115"/>
+          <w:lang w:eastAsia="ru-RU"/>
+        </w:rPr>
+        <w:t>Глобальная обработка методом гистограмм</w:t>
+      </w:r>
+      <w:r>
+        <w:rPr>
+          <w:rFonts w:eastAsia="Times New Roman"/>
+          <w:b/>
+          <w:bCs/>
+          <w:color w:val="0F1115"/>
+          <w:lang w:eastAsia="ru-RU"/>
+        </w:rPr>
+        <w:t>ы</w:t>
+      </w:r>
+      <w:r>
+        <w:rPr>
+          <w:rFonts w:eastAsia="Times New Roman"/>
+          <w:b/>
+          <w:bCs/>
+          <w:color w:val="0F1115"/>
+          <w:lang w:eastAsia="ru-RU"/>
+        </w:rPr>
+        <w:t xml:space="preserve"> (</w:t>
+      </w:r>
+      <w:r>
+        <w:rPr>
+          <w:rFonts w:eastAsia="Times New Roman"/>
+          <w:b/>
+          <w:bCs/>
+          <w:color w:val="0F1115"/>
+          <w:lang w:eastAsia="ru-RU"/>
+        </w:rPr>
+        <w:t>погрешность</w:t>
+      </w:r>
+      <w:r>
+        <w:rPr>
+          <w:rFonts w:eastAsia="Times New Roman"/>
+          <w:b/>
+          <w:bCs/>
+          <w:color w:val="0F1115"/>
+          <w:lang w:eastAsia="ru-RU"/>
+        </w:rPr>
+        <w:t xml:space="preserve"> = 1.00)</w:t>
+      </w:r>
+    </w:p>
+    <w:p>
+      <w:pPr>
+        <w:pStyle w:val="a7"/>
+        <w:shd w:val="clear" w:color="auto" w:fill="FFFFFF"/>
+        <w:suppressAutoHyphens w:val="0"/>
+        <w:spacing w:before="100" w:beforeAutospacing="1" w:after="240" w:line="240" w:lineRule="auto"/>
+        <w:ind w:left="360" w:firstLine="0"/>
+        <w:jc w:val="left"/>
+        <w:rPr>
+          <w:rFonts w:eastAsia="Times New Roman"/>
+          <w:color w:val="0F1115"/>
+          <w:lang w:eastAsia="ru-RU"/>
+        </w:rPr>
+      </w:pPr>
+      <w:r>
+        <w:rPr>
+          <w:noProof/>
+          <w:lang w:eastAsia="ru-RU"/>
+        </w:rPr>
+        <w:drawing>
+          <wp:inline distT="0" distB="0" distL="0" distR="0" wp14:anchorId="06638CF8" wp14:editId="1B21E311">
+            <wp:extent cx="3510208" cy="1470660"/>
+            <wp:effectExtent l="0" t="0" r="0" b="0"/>
+            <wp:docPr id="1" name="Рисунок 1"/>
+            <wp:cNvGraphicFramePr>
+              <a:graphicFrameLocks xmlns:a="http://schemas.openxmlformats.org/drawingml/2006/main" noChangeAspect="1"/>
+            </wp:cNvGraphicFramePr>
+            <a:graphic xmlns:a="http://schemas.openxmlformats.org/drawingml/2006/main">
+              <a:graphicData uri="http://schemas.openxmlformats.org/drawingml/2006/picture">
+                <pic:pic xmlns:pic="http://schemas.openxmlformats.org/drawingml/2006/picture">
+                  <pic:nvPicPr>
+                    <pic:cNvPr id="1" name="Рисунок 1"/>
+                    <pic:cNvPicPr/>
+                  </pic:nvPicPr>
+                  <pic:blipFill>
+                    <a:blip r:embed="rId9" cstate="print">
+                      <a:extLst>
+                        <a:ext uri="{28A0092B-C50C-407E-A947-70E740481C1C}">
+                          <a14:useLocalDpi xmlns:a14="http://schemas.microsoft.com/office/drawing/2010/main" val="0"/>
+                        </a:ext>
+                      </a:extLst>
+                    </a:blip>
+                    <a:stretch>
+                      <a:fillRect/>
+                    </a:stretch>
+                  </pic:blipFill>
+                  <pic:spPr>
+                    <a:xfrm>
+                      <a:off x="0" y="0"/>
+                      <a:ext cx="3558618" cy="1490942"/>
+                    </a:xfrm>
+                    <a:prstGeom prst="rect">
+                      <a:avLst/>
+                    </a:prstGeom>
+                  </pic:spPr>
+                </pic:pic>
+              </a:graphicData>
+            </a:graphic>
+          </wp:inline>
+        </w:drawing>
+      </w:r>
+    </w:p>
+    <w:p>
+      <w:pPr>
+        <w:pStyle w:val="a7"/>
+        <w:numPr>
+          <w:ilvl w:val="1"/>
+          <w:numId w:val="23"/>
+        </w:numPr>
+        <w:shd w:val="clear" w:color="auto" w:fill="FFFFFF"/>
+        <w:suppressAutoHyphens w:val="0"/>
+        <w:spacing w:before="240" w:after="240" w:line="240" w:lineRule="auto"/>
+        <w:jc w:val="left"/>
+        <w:rPr>
+          <w:rFonts w:eastAsia="Times New Roman"/>
+          <w:color w:val="0F1115"/>
+          <w:lang w:eastAsia="ru-RU"/>
+        </w:rPr>
+      </w:pPr>
+      <w:r>
+        <w:rPr>
+          <w:rFonts w:eastAsia="Times New Roman"/>
+          <w:b/>
+          <w:bCs/>
+          <w:color w:val="0F1115"/>
+          <w:lang w:eastAsia="ru-RU"/>
+        </w:rPr>
+        <w:t>Глобальная обработка методом градиента:</w:t>
+      </w:r>
+    </w:p>
+    <w:p>
+      <w:pPr>
+        <w:shd w:val="clear" w:color="auto" w:fill="FFFFFF"/>
+        <w:suppressAutoHyphens w:val="0"/>
+        <w:spacing w:before="240" w:after="240" w:line="240" w:lineRule="auto"/>
+        <w:ind w:firstLine="284"/>
+        <w:jc w:val="left"/>
+        <w:rPr>
+          <w:rFonts w:eastAsia="Times New Roman"/>
+          <w:color w:val="0F1115"/>
+          <w:lang w:eastAsia="ru-RU"/>
+        </w:rPr>
+      </w:pPr>
+      <w:r>
+        <w:rPr>
+          <w:rFonts w:eastAsia="Times New Roman"/>
+          <w:noProof/>
+          <w:color w:val="0F1115"/>
+          <w:lang w:eastAsia="ru-RU"/>
+        </w:rPr>
+        <w:drawing>
+          <wp:inline distT="0" distB="0" distL="0" distR="0" wp14:anchorId="0DB6A322" wp14:editId="283053BA">
+            <wp:extent cx="3564769" cy="1493520"/>
+            <wp:effectExtent l="0" t="0" r="0" b="0"/>
+            <wp:docPr id="4" name="Рисунок 4"/>
+            <wp:cNvGraphicFramePr>
+              <a:graphicFrameLocks xmlns:a="http://schemas.openxmlformats.org/drawingml/2006/main" noChangeAspect="1"/>
+            </wp:cNvGraphicFramePr>
+            <a:graphic xmlns:a="http://schemas.openxmlformats.org/drawingml/2006/main">
+              <a:graphicData uri="http://schemas.openxmlformats.org/drawingml/2006/picture">
+                <pic:pic xmlns:pic="http://schemas.openxmlformats.org/drawingml/2006/picture">
+                  <pic:nvPicPr>
+                    <pic:cNvPr id="4" name="Рисунок 4"/>
+                    <pic:cNvPicPr/>
+                  </pic:nvPicPr>
+                  <pic:blipFill>
+                    <a:blip r:embed="rId10" cstate="print">
+                      <a:extLst>
+                        <a:ext uri="{28A0092B-C50C-407E-A947-70E740481C1C}">
+                          <a14:useLocalDpi xmlns:a14="http://schemas.microsoft.com/office/drawing/2010/main" val="0"/>
+                        </a:ext>
+                      </a:extLst>
+                    </a:blip>
+                    <a:stretch>
+                      <a:fillRect/>
+                    </a:stretch>
+                  </pic:blipFill>
+                  <pic:spPr>
+                    <a:xfrm>
+                      <a:off x="0" y="0"/>
+                      <a:ext cx="3596495" cy="1506812"/>
+                    </a:xfrm>
+                    <a:prstGeom prst="rect">
+                      <a:avLst/>
+                    </a:prstGeom>
+                  </pic:spPr>
+                </pic:pic>
+              </a:graphicData>
+            </a:graphic>
+          </wp:inline>
+        </w:drawing>
+      </w:r>
+    </w:p>
+    <w:p>
+      <w:pPr>
+        <w:pStyle w:val="ds-markdown-paragraph"/>
+        <w:shd w:val="clear" w:color="auto" w:fill="FFFFFF"/>
+        <w:spacing w:before="0" w:beforeAutospacing="0" w:after="0" w:afterAutospacing="0"/>
+        <w:jc w:val="center"/>
+        <w:rPr>
+          <w:color w:val="0F1115"/>
+          <w:sz w:val="28"/>
+          <w:szCs w:val="28"/>
+        </w:rPr>
+      </w:pPr>
+      <w:r>
+        <w:rPr>
+          <w:rStyle w:val="a6"/>
+          <w:rFonts w:eastAsiaTheme="majorEastAsia"/>
+          <w:color w:val="0F1115"/>
+          <w:sz w:val="28"/>
+          <w:szCs w:val="28"/>
+        </w:rPr>
+        <w:lastRenderedPageBreak/>
+        <w:t>Ключевые особенности реализации</w:t>
+      </w:r>
+    </w:p>
+    <w:p>
+      <w:pPr>
+        <w:numPr>
+          <w:ilvl w:val="0"/>
+          <w:numId w:val="21"/>
+        </w:numPr>
+        <w:shd w:val="clear" w:color="auto" w:fill="FFFFFF"/>
+        <w:suppressAutoHyphens w:val="0"/>
+        <w:spacing w:before="100" w:beforeAutospacing="1" w:line="240" w:lineRule="auto"/>
+        <w:jc w:val="left"/>
+        <w:rPr>
+          <w:rFonts w:eastAsia="Times New Roman"/>
+          <w:color w:val="0F1115"/>
+          <w:lang w:eastAsia="ru-RU"/>
+        </w:rPr>
+      </w:pPr>
+      <w:r>
+        <w:rPr>
+          <w:rFonts w:eastAsia="Times New Roman"/>
+          <w:color w:val="0F1115"/>
+          <w:lang w:eastAsia="ru-RU"/>
+        </w:rPr>
+        <w:t>Эффективная реализация трёх различных алгоритмов бинаризации</w:t>
+      </w:r>
+    </w:p>
+    <w:p>
+      <w:pPr>
+        <w:numPr>
+          <w:ilvl w:val="0"/>
+          <w:numId w:val="21"/>
+        </w:numPr>
+        <w:shd w:val="clear" w:color="auto" w:fill="FFFFFF"/>
+        <w:suppressAutoHyphens w:val="0"/>
+        <w:spacing w:before="100" w:beforeAutospacing="1" w:line="240" w:lineRule="auto"/>
+        <w:jc w:val="left"/>
+        <w:rPr>
+          <w:rFonts w:eastAsia="Times New Roman"/>
+          <w:color w:val="0F1115"/>
+          <w:lang w:eastAsia="ru-RU"/>
+        </w:rPr>
+      </w:pPr>
+      <w:r>
+        <w:rPr>
+          <w:rFonts w:eastAsia="Times New Roman"/>
+          <w:color w:val="0F1115"/>
+          <w:lang w:eastAsia="ru-RU"/>
+        </w:rPr>
+        <w:t>Оптимизированные вычисления для обработки больших изображений</w:t>
+      </w:r>
+    </w:p>
+    <w:p>
+      <w:pPr>
+        <w:numPr>
+          <w:ilvl w:val="0"/>
+          <w:numId w:val="21"/>
+        </w:numPr>
+        <w:shd w:val="clear" w:color="auto" w:fill="FFFFFF"/>
+        <w:suppressAutoHyphens w:val="0"/>
+        <w:spacing w:before="100" w:beforeAutospacing="1" w:line="240" w:lineRule="auto"/>
+        <w:jc w:val="left"/>
+        <w:rPr>
+          <w:rFonts w:eastAsia="Times New Roman"/>
+          <w:color w:val="0F1115"/>
+          <w:lang w:eastAsia="ru-RU"/>
+        </w:rPr>
+      </w:pPr>
+      <w:r>
+        <w:rPr>
+          <w:rFonts w:eastAsia="Times New Roman"/>
+          <w:color w:val="0F1115"/>
+          <w:lang w:eastAsia="ru-RU"/>
+        </w:rPr>
+        <w:t>Корректная обработка граничных пикселей</w:t>
+      </w:r>
+    </w:p>
+    <w:p>
+      <w:pPr>
+        <w:numPr>
+          <w:ilvl w:val="0"/>
+          <w:numId w:val="21"/>
+        </w:numPr>
+        <w:shd w:val="clear" w:color="auto" w:fill="FFFFFF"/>
+        <w:suppressAutoHyphens w:val="0"/>
+        <w:spacing w:before="100" w:beforeAutospacing="1" w:line="240" w:lineRule="auto"/>
+        <w:jc w:val="left"/>
+        <w:rPr>
+          <w:rFonts w:eastAsia="Times New Roman"/>
+          <w:color w:val="0F1115"/>
+          <w:lang w:eastAsia="ru-RU"/>
+        </w:rPr>
+      </w:pPr>
+      <w:r>
+        <w:rPr>
+          <w:rFonts w:eastAsia="Times New Roman"/>
+          <w:color w:val="0F1115"/>
+          <w:lang w:eastAsia="ru-RU"/>
+        </w:rPr>
+        <w:t>Реализация прогресс-отслеживания для длительных операций</w:t>
+      </w:r>
+    </w:p>
+    <w:p>
+      <w:pPr>
+        <w:numPr>
+          <w:ilvl w:val="0"/>
+          <w:numId w:val="21"/>
+        </w:numPr>
+        <w:shd w:val="clear" w:color="auto" w:fill="FFFFFF"/>
+        <w:suppressAutoHyphens w:val="0"/>
+        <w:spacing w:before="100" w:beforeAutospacing="1" w:line="240" w:lineRule="auto"/>
+        <w:jc w:val="left"/>
+        <w:rPr>
+          <w:rFonts w:eastAsia="Times New Roman"/>
+          <w:color w:val="0F1115"/>
+          <w:lang w:eastAsia="ru-RU"/>
+        </w:rPr>
+      </w:pPr>
+      <w:r>
+        <w:rPr>
+          <w:rFonts w:eastAsia="Times New Roman"/>
+          <w:color w:val="0F1115"/>
+          <w:lang w:eastAsia="ru-RU"/>
+        </w:rPr>
+        <w:t>Чёткое разделение интерфейса и логики обработки</w:t>
+      </w:r>
+    </w:p>
+    <w:p>
+      <w:pPr>
+        <w:numPr>
+          <w:ilvl w:val="0"/>
+          <w:numId w:val="21"/>
+        </w:numPr>
+        <w:shd w:val="clear" w:color="auto" w:fill="FFFFFF"/>
+        <w:suppressAutoHyphens w:val="0"/>
+        <w:spacing w:before="100" w:beforeAutospacing="1" w:line="240" w:lineRule="auto"/>
+        <w:jc w:val="left"/>
+        <w:rPr>
+          <w:rFonts w:eastAsia="Times New Roman"/>
+          <w:color w:val="0F1115"/>
+          <w:lang w:eastAsia="ru-RU"/>
+        </w:rPr>
+      </w:pPr>
+      <w:r>
+        <w:rPr>
+          <w:rFonts w:eastAsia="Times New Roman"/>
+          <w:color w:val="0F1115"/>
+          <w:lang w:eastAsia="ru-RU"/>
+        </w:rPr>
+        <w:t>Использование сигналов и слотов Qt для взаимодействия</w:t>
+      </w:r>
+    </w:p>
+    <w:p>
+      <w:pPr>
+        <w:numPr>
+          <w:ilvl w:val="0"/>
+          <w:numId w:val="21"/>
+        </w:numPr>
+        <w:shd w:val="clear" w:color="auto" w:fill="FFFFFF"/>
+        <w:suppressAutoHyphens w:val="0"/>
+        <w:spacing w:before="100" w:beforeAutospacing="1" w:line="240" w:lineRule="auto"/>
+        <w:jc w:val="left"/>
+        <w:rPr>
+          <w:rFonts w:eastAsia="Times New Roman"/>
+          <w:color w:val="0F1115"/>
+          <w:lang w:eastAsia="ru-RU"/>
+        </w:rPr>
+      </w:pPr>
+      <w:r>
+        <w:rPr>
+          <w:rFonts w:eastAsia="Times New Roman"/>
+          <w:color w:val="0F1115"/>
+          <w:lang w:eastAsia="ru-RU"/>
+        </w:rPr>
+        <w:t>Модульная организация алгоритмов обработки</w:t>
+      </w:r>
+    </w:p>
+    <w:p>
+      <w:pPr>
+        <w:numPr>
+          <w:ilvl w:val="0"/>
+          <w:numId w:val="21"/>
+        </w:numPr>
+        <w:shd w:val="clear" w:color="auto" w:fill="FFFFFF"/>
+        <w:suppressAutoHyphens w:val="0"/>
+        <w:spacing w:before="100" w:beforeAutospacing="1" w:line="240" w:lineRule="auto"/>
+        <w:jc w:val="left"/>
+        <w:rPr>
+          <w:rFonts w:eastAsia="Times New Roman"/>
+          <w:color w:val="0F1115"/>
+          <w:lang w:eastAsia="ru-RU"/>
+        </w:rPr>
+      </w:pPr>
+      <w:r>
+        <w:rPr>
+          <w:rFonts w:eastAsia="Times New Roman"/>
+          <w:color w:val="0F1115"/>
+          <w:lang w:eastAsia="ru-RU"/>
+        </w:rPr>
+        <w:t>Инкапсуляция параметров каждого алгоритма</w:t>
+      </w:r>
+    </w:p>
+    <w:p>
+      <w:pPr>
+        <w:numPr>
+          <w:ilvl w:val="0"/>
+          <w:numId w:val="21"/>
+        </w:numPr>
+        <w:shd w:val="clear" w:color="auto" w:fill="FFFFFF"/>
+        <w:suppressAutoHyphens w:val="0"/>
+        <w:spacing w:before="100" w:beforeAutospacing="1" w:line="240" w:lineRule="auto"/>
+        <w:jc w:val="left"/>
+        <w:rPr>
+          <w:rFonts w:eastAsia="Times New Roman"/>
+          <w:color w:val="0F1115"/>
+          <w:lang w:eastAsia="ru-RU"/>
+        </w:rPr>
+      </w:pPr>
+      <w:r>
+        <w:rPr>
+          <w:rFonts w:eastAsia="Times New Roman"/>
+          <w:color w:val="0F1115"/>
+          <w:lang w:eastAsia="ru-RU"/>
+        </w:rPr>
+        <w:t>Интуитивно понятный интерфейс с логической группировкой элементов</w:t>
+      </w:r>
+    </w:p>
+    <w:p>
+      <w:pPr>
+        <w:numPr>
+          <w:ilvl w:val="0"/>
+          <w:numId w:val="21"/>
+        </w:numPr>
+        <w:shd w:val="clear" w:color="auto" w:fill="FFFFFF"/>
+        <w:suppressAutoHyphens w:val="0"/>
+        <w:spacing w:before="100" w:beforeAutospacing="1" w:line="240" w:lineRule="auto"/>
+        <w:jc w:val="left"/>
+        <w:rPr>
+          <w:rFonts w:eastAsia="Times New Roman"/>
+          <w:color w:val="0F1115"/>
+          <w:lang w:eastAsia="ru-RU"/>
+        </w:rPr>
+      </w:pPr>
+      <w:r>
+        <w:rPr>
+          <w:rFonts w:eastAsia="Times New Roman"/>
+          <w:color w:val="0F1115"/>
+          <w:lang w:eastAsia="ru-RU"/>
+        </w:rPr>
+        <w:t>Визуальное сравнение "до/после" обработки</w:t>
+      </w:r>
+    </w:p>
+    <w:p>
+      <w:pPr>
+        <w:numPr>
+          <w:ilvl w:val="0"/>
+          <w:numId w:val="21"/>
+        </w:numPr>
+        <w:shd w:val="clear" w:color="auto" w:fill="FFFFFF"/>
+        <w:suppressAutoHyphens w:val="0"/>
+        <w:spacing w:before="100" w:beforeAutospacing="1" w:line="240" w:lineRule="auto"/>
+        <w:jc w:val="left"/>
+        <w:rPr>
+          <w:rFonts w:eastAsia="Times New Roman"/>
+          <w:color w:val="0F1115"/>
+          <w:lang w:eastAsia="ru-RU"/>
+        </w:rPr>
+      </w:pPr>
+      <w:r>
+        <w:rPr>
+          <w:rFonts w:eastAsia="Times New Roman"/>
+          <w:color w:val="0F1115"/>
+          <w:lang w:eastAsia="ru-RU"/>
+        </w:rPr>
+        <w:t>Подробные описания алгоритмов и рекомендации по настройке</w:t>
+      </w:r>
+    </w:p>
+    <w:p>
+      <w:pPr>
+        <w:numPr>
+          <w:ilvl w:val="0"/>
+          <w:numId w:val="21"/>
+        </w:numPr>
+        <w:shd w:val="clear" w:color="auto" w:fill="FFFFFF"/>
+        <w:suppressAutoHyphens w:val="0"/>
+        <w:spacing w:before="100" w:beforeAutospacing="1" w:line="240" w:lineRule="auto"/>
+        <w:jc w:val="left"/>
+        <w:rPr>
+          <w:rFonts w:eastAsia="Times New Roman"/>
+          <w:color w:val="0F1115"/>
+          <w:lang w:eastAsia="ru-RU"/>
+        </w:rPr>
+      </w:pPr>
+      <w:r>
+        <w:rPr>
+          <w:rFonts w:eastAsia="Times New Roman"/>
+          <w:color w:val="0F1115"/>
+          <w:lang w:eastAsia="ru-RU"/>
+        </w:rPr>
+        <w:t>Поддержка множества графических форматов</w:t>
+      </w:r>
+    </w:p>
+    <w:p>
+      <w:pPr>
+        <w:numPr>
+          <w:ilvl w:val="0"/>
+          <w:numId w:val="21"/>
+        </w:numPr>
+        <w:shd w:val="clear" w:color="auto" w:fill="FFFFFF"/>
+        <w:suppressAutoHyphens w:val="0"/>
+        <w:spacing w:before="100" w:beforeAutospacing="1" w:line="240" w:lineRule="auto"/>
+        <w:jc w:val="left"/>
+        <w:rPr>
+          <w:rFonts w:eastAsia="Times New Roman"/>
+          <w:color w:val="0F1115"/>
+          <w:lang w:eastAsia="ru-RU"/>
+        </w:rPr>
+      </w:pPr>
+      <w:r>
+        <w:rPr>
+          <w:rFonts w:eastAsia="Times New Roman"/>
+          <w:color w:val="0F1115"/>
+          <w:lang w:eastAsia="ru-RU"/>
+        </w:rPr>
+        <w:t>Автоматическое масштабирование изображений с сохранением пропорций</w:t>
+      </w:r>
+    </w:p>
+    <w:p>
+      <w:pPr>
+        <w:numPr>
+          <w:ilvl w:val="0"/>
+          <w:numId w:val="21"/>
+        </w:numPr>
+        <w:shd w:val="clear" w:color="auto" w:fill="FFFFFF"/>
+        <w:suppressAutoHyphens w:val="0"/>
+        <w:spacing w:before="100" w:beforeAutospacing="1" w:line="240" w:lineRule="auto"/>
+        <w:jc w:val="left"/>
+        <w:rPr>
+          <w:color w:val="000000" w:themeColor="text1"/>
+        </w:rPr>
+      </w:pPr>
+      <w:r>
+        <w:rPr>
+          <w:rFonts w:eastAsia="Times New Roman"/>
+          <w:color w:val="0F1115"/>
+          <w:lang w:eastAsia="ru-RU"/>
+        </w:rPr>
+        <w:t>Эффективная обработка больших изображений</w:t>
+      </w:r>
+    </w:p>
     <w:p/>
     <w:sectPr>
-      <w:footerReference w:type="even" r:id="rId5"/>
-      <w:footerReference w:type="default" r:id="rId6"/>
-      <w:footerReference w:type="first" r:id="rId7"/>
+      <w:footerReference w:type="even" r:id="rId11"/>
+      <w:footerReference w:type="default" r:id="rId12"/>
+      <w:footerReference w:type="first" r:id="rId13"/>
       <w:pgSz w:w="11906" w:h="16838"/>
       <w:pgMar w:top="1134" w:right="567" w:bottom="1134" w:left="1701" w:header="0" w:footer="709" w:gutter="0"/>
       <w:cols w:space="720"/>
@@ -2478,6 +3162,31 @@
     </w:sectPr>
   </w:body>
 </w:document>
+</file>
+
+<file path=word/endnotes.xml><?xml version="1.0" encoding="utf-8"?>
+<w:endnotes xmlns:wpc="http://schemas.microsoft.com/office/word/2010/wordprocessingCanvas" xmlns:cx="http://schemas.microsoft.com/office/drawing/2014/chartex" xmlns:cx1="http://schemas.microsoft.com/office/drawing/2015/9/8/chartex" xmlns:cx2="http://schemas.microsoft.com/office/drawing/2015/10/21/chartex" xmlns:cx3="http://schemas.microsoft.com/office/drawing/2016/5/9/chartex" xmlns:cx4="http://schemas.microsoft.com/office/drawing/2016/5/10/chartex" xmlns:cx5="http://schemas.microsoft.com/office/drawing/2016/5/11/chartex" xmlns:cx6="http://schemas.microsoft.com/office/drawing/2016/5/12/chartex" xmlns:cx7="http://schemas.microsoft.com/office/drawing/2016/5/13/chartex" xmlns:cx8="http://schemas.microsoft.com/office/drawing/2016/5/14/chartex" xmlns:mc="http://schemas.openxmlformats.org/markup-compatibility/2006" xmlns:aink="http://schemas.microsoft.com/office/drawing/2016/ink" xmlns:am3d="http://schemas.microsoft.com/office/drawing/2017/model3d" xmlns:o="urn:schemas-microsoft-com:office:office" xmlns:r="http://schemas.openxmlformats.org/officeDocument/2006/relationships" xmlns:m="http://schemas.openxmlformats.org/officeDocument/2006/math" xmlns:v="urn:schemas-microsoft-com:vml" xmlns:wp14="http://schemas.microsoft.com/office/word/2010/wordprocessingDrawing" xmlns:wp="http://schemas.openxmlformats.org/drawingml/2006/wordprocessingDrawing" xmlns:w10="urn:schemas-microsoft-com:office:word" xmlns:w="http://schemas.openxmlformats.org/wordprocessingml/2006/main" xmlns:w14="http://schemas.microsoft.com/office/word/2010/wordml" xmlns:w15="http://schemas.microsoft.com/office/word/2012/wordml" xmlns:w16cex="http://schemas.microsoft.com/office/word/2018/wordml/cex" xmlns:w16cid="http://schemas.microsoft.com/office/word/2016/wordml/cid" xmlns:w16="http://schemas.microsoft.com/office/word/2018/wordml" xmlns:w16sdtdh="http://schemas.microsoft.com/office/word/2020/wordml/sdtdatahash" xmlns:w16se="http://schemas.microsoft.com/office/word/2015/wordml/symex" xmlns:wpg="http://schemas.microsoft.com/office/word/2010/wordprocessingGroup" xmlns:wpi="http://schemas.microsoft.com/office/word/2010/wordprocessingInk" xmlns:wne="http://schemas.microsoft.com/office/word/2006/wordml" xmlns:wps="http://schemas.microsoft.com/office/word/2010/wordprocessingShape" mc:Ignorable="w14 w15 w16se w16cid w16 w16cex w16sdtdh wp14">
+  <w:endnote w:type="separator" w:id="-1">
+    <w:p>
+      <w:pPr>
+        <w:spacing w:line="240" w:lineRule="auto"/>
+      </w:pPr>
+      <w:r>
+        <w:separator/>
+      </w:r>
+    </w:p>
+  </w:endnote>
+  <w:endnote w:type="continuationSeparator" w:id="0">
+    <w:p>
+      <w:pPr>
+        <w:spacing w:line="240" w:lineRule="auto"/>
+      </w:pPr>
+      <w:r>
+        <w:continuationSeparator/>
+      </w:r>
+    </w:p>
+  </w:endnote>
+</w:endnotes>
 </file>
 
 <file path=word/footer1.xml><?xml version="1.0" encoding="utf-8"?>
@@ -2543,6 +3252,31 @@
 </w:ftr>
 </file>
 
+<file path=word/footnotes.xml><?xml version="1.0" encoding="utf-8"?>
+<w:footnotes xmlns:wpc="http://schemas.microsoft.com/office/word/2010/wordprocessingCanvas" xmlns:cx="http://schemas.microsoft.com/office/drawing/2014/chartex" xmlns:cx1="http://schemas.microsoft.com/office/drawing/2015/9/8/chartex" xmlns:cx2="http://schemas.microsoft.com/office/drawing/2015/10/21/chartex" xmlns:cx3="http://schemas.microsoft.com/office/drawing/2016/5/9/chartex" xmlns:cx4="http://schemas.microsoft.com/office/drawing/2016/5/10/chartex" xmlns:cx5="http://schemas.microsoft.com/office/drawing/2016/5/11/chartex" xmlns:cx6="http://schemas.microsoft.com/office/drawing/2016/5/12/chartex" xmlns:cx7="http://schemas.microsoft.com/office/drawing/2016/5/13/chartex" xmlns:cx8="http://schemas.microsoft.com/office/drawing/2016/5/14/chartex" xmlns:mc="http://schemas.openxmlformats.org/markup-compatibility/2006" xmlns:aink="http://schemas.microsoft.com/office/drawing/2016/ink" xmlns:am3d="http://schemas.microsoft.com/office/drawing/2017/model3d" xmlns:o="urn:schemas-microsoft-com:office:office" xmlns:r="http://schemas.openxmlformats.org/officeDocument/2006/relationships" xmlns:m="http://schemas.openxmlformats.org/officeDocument/2006/math" xmlns:v="urn:schemas-microsoft-com:vml" xmlns:wp14="http://schemas.microsoft.com/office/word/2010/wordprocessingDrawing" xmlns:wp="http://schemas.openxmlformats.org/drawingml/2006/wordprocessingDrawing" xmlns:w10="urn:schemas-microsoft-com:office:word" xmlns:w="http://schemas.openxmlformats.org/wordprocessingml/2006/main" xmlns:w14="http://schemas.microsoft.com/office/word/2010/wordml" xmlns:w15="http://schemas.microsoft.com/office/word/2012/wordml" xmlns:w16cex="http://schemas.microsoft.com/office/word/2018/wordml/cex" xmlns:w16cid="http://schemas.microsoft.com/office/word/2016/wordml/cid" xmlns:w16="http://schemas.microsoft.com/office/word/2018/wordml" xmlns:w16sdtdh="http://schemas.microsoft.com/office/word/2020/wordml/sdtdatahash" xmlns:w16se="http://schemas.microsoft.com/office/word/2015/wordml/symex" xmlns:wpg="http://schemas.microsoft.com/office/word/2010/wordprocessingGroup" xmlns:wpi="http://schemas.microsoft.com/office/word/2010/wordprocessingInk" xmlns:wne="http://schemas.microsoft.com/office/word/2006/wordml" xmlns:wps="http://schemas.microsoft.com/office/word/2010/wordprocessingShape" mc:Ignorable="w14 w15 w16se w16cid w16 w16cex w16sdtdh wp14">
+  <w:footnote w:type="separator" w:id="-1">
+    <w:p>
+      <w:pPr>
+        <w:spacing w:line="240" w:lineRule="auto"/>
+      </w:pPr>
+      <w:r>
+        <w:separator/>
+      </w:r>
+    </w:p>
+  </w:footnote>
+  <w:footnote w:type="continuationSeparator" w:id="0">
+    <w:p>
+      <w:pPr>
+        <w:spacing w:line="240" w:lineRule="auto"/>
+      </w:pPr>
+      <w:r>
+        <w:continuationSeparator/>
+      </w:r>
+    </w:p>
+  </w:footnote>
+</w:footnotes>
+</file>
+
 <file path=word/numbering.xml><?xml version="1.0" encoding="utf-8"?>
 <w:numbering xmlns:wpc="http://schemas.microsoft.com/office/word/2010/wordprocessingCanvas" xmlns:cx="http://schemas.microsoft.com/office/drawing/2014/chartex" xmlns:cx1="http://schemas.microsoft.com/office/drawing/2015/9/8/chartex" xmlns:cx2="http://schemas.microsoft.com/office/drawing/2015/10/21/chartex" xmlns:cx3="http://schemas.microsoft.com/office/drawing/2016/5/9/chartex" xmlns:cx4="http://schemas.microsoft.com/office/drawing/2016/5/10/chartex" xmlns:cx5="http://schemas.microsoft.com/office/drawing/2016/5/11/chartex" xmlns:cx6="http://schemas.microsoft.com/office/drawing/2016/5/12/chartex" xmlns:cx7="http://schemas.microsoft.com/office/drawing/2016/5/13/chartex" xmlns:cx8="http://schemas.microsoft.com/office/drawing/2016/5/14/chartex" xmlns:mc="http://schemas.openxmlformats.org/markup-compatibility/2006" xmlns:aink="http://schemas.microsoft.com/office/drawing/2016/ink" xmlns:am3d="http://schemas.microsoft.com/office/drawing/2017/model3d" xmlns:o="urn:schemas-microsoft-com:office:office" xmlns:r="http://schemas.openxmlformats.org/officeDocument/2006/relationships" xmlns:m="http://schemas.openxmlformats.org/officeDocument/2006/math" xmlns:v="urn:schemas-microsoft-com:vml" xmlns:wp14="http://schemas.microsoft.com/office/word/2010/wordprocessingDrawing" xmlns:wp="http://schemas.openxmlformats.org/drawingml/2006/wordprocessingDrawing" xmlns:w10="urn:schemas-microsoft-com:office:word" xmlns:w="http://schemas.openxmlformats.org/wordprocessingml/2006/main" xmlns:w14="http://schemas.microsoft.com/office/word/2010/wordml" xmlns:w15="http://schemas.microsoft.com/office/word/2012/wordml" xmlns:w16cex="http://schemas.microsoft.com/office/word/2018/wordml/cex" xmlns:w16cid="http://schemas.microsoft.com/office/word/2016/wordml/cid" xmlns:w16="http://schemas.microsoft.com/office/word/2018/wordml" xmlns:w16sdtdh="http://schemas.microsoft.com/office/word/2020/wordml/sdtdatahash" xmlns:w16se="http://schemas.microsoft.com/office/word/2015/wordml/symex" xmlns:wpg="http://schemas.microsoft.com/office/word/2010/wordprocessingGroup" xmlns:wpi="http://schemas.microsoft.com/office/word/2010/wordprocessingInk" xmlns:wne="http://schemas.microsoft.com/office/word/2006/wordml" xmlns:wps="http://schemas.microsoft.com/office/word/2010/wordprocessingShape" mc:Ignorable="w14 w15 w16se w16cid w16 w16cex w16sdtdh wp14">
   <w:abstractNum w:abstractNumId="0" w15:restartNumberingAfterBreak="0">
@@ -4357,6 +5091,92 @@
     </w:lvl>
   </w:abstractNum>
   <w:abstractNum w:abstractNumId="13" w15:restartNumberingAfterBreak="0">
+    <w:nsid w:val="4B1D4E7F"/>
+    <w:multiLevelType w:val="multilevel"/>
+    <w:tmpl w:val="0419001F"/>
+    <w:lvl w:ilvl="0">
+      <w:start w:val="1"/>
+      <w:numFmt w:val="decimal"/>
+      <w:lvlText w:val="%1."/>
+      <w:lvlJc w:val="left"/>
+      <w:pPr>
+        <w:ind w:left="360" w:hanging="360"/>
+      </w:pPr>
+    </w:lvl>
+    <w:lvl w:ilvl="1">
+      <w:start w:val="1"/>
+      <w:numFmt w:val="decimal"/>
+      <w:lvlText w:val="%1.%2."/>
+      <w:lvlJc w:val="left"/>
+      <w:pPr>
+        <w:ind w:left="792" w:hanging="432"/>
+      </w:pPr>
+    </w:lvl>
+    <w:lvl w:ilvl="2">
+      <w:start w:val="1"/>
+      <w:numFmt w:val="decimal"/>
+      <w:lvlText w:val="%1.%2.%3."/>
+      <w:lvlJc w:val="left"/>
+      <w:pPr>
+        <w:ind w:left="1224" w:hanging="504"/>
+      </w:pPr>
+    </w:lvl>
+    <w:lvl w:ilvl="3">
+      <w:start w:val="1"/>
+      <w:numFmt w:val="decimal"/>
+      <w:lvlText w:val="%1.%2.%3.%4."/>
+      <w:lvlJc w:val="left"/>
+      <w:pPr>
+        <w:ind w:left="1728" w:hanging="648"/>
+      </w:pPr>
+    </w:lvl>
+    <w:lvl w:ilvl="4">
+      <w:start w:val="1"/>
+      <w:numFmt w:val="decimal"/>
+      <w:lvlText w:val="%1.%2.%3.%4.%5."/>
+      <w:lvlJc w:val="left"/>
+      <w:pPr>
+        <w:ind w:left="2232" w:hanging="792"/>
+      </w:pPr>
+    </w:lvl>
+    <w:lvl w:ilvl="5">
+      <w:start w:val="1"/>
+      <w:numFmt w:val="decimal"/>
+      <w:lvlText w:val="%1.%2.%3.%4.%5.%6."/>
+      <w:lvlJc w:val="left"/>
+      <w:pPr>
+        <w:ind w:left="2736" w:hanging="936"/>
+      </w:pPr>
+    </w:lvl>
+    <w:lvl w:ilvl="6">
+      <w:start w:val="1"/>
+      <w:numFmt w:val="decimal"/>
+      <w:lvlText w:val="%1.%2.%3.%4.%5.%6.%7."/>
+      <w:lvlJc w:val="left"/>
+      <w:pPr>
+        <w:ind w:left="3240" w:hanging="1080"/>
+      </w:pPr>
+    </w:lvl>
+    <w:lvl w:ilvl="7">
+      <w:start w:val="1"/>
+      <w:numFmt w:val="decimal"/>
+      <w:lvlText w:val="%1.%2.%3.%4.%5.%6.%7.%8."/>
+      <w:lvlJc w:val="left"/>
+      <w:pPr>
+        <w:ind w:left="3744" w:hanging="1224"/>
+      </w:pPr>
+    </w:lvl>
+    <w:lvl w:ilvl="8">
+      <w:start w:val="1"/>
+      <w:numFmt w:val="decimal"/>
+      <w:lvlText w:val="%1.%2.%3.%4.%5.%6.%7.%8.%9."/>
+      <w:lvlJc w:val="left"/>
+      <w:pPr>
+        <w:ind w:left="4320" w:hanging="1440"/>
+      </w:pPr>
+    </w:lvl>
+  </w:abstractNum>
+  <w:abstractNum w:abstractNumId="14" w15:restartNumberingAfterBreak="0">
     <w:nsid w:val="50C00D3D"/>
     <w:multiLevelType w:val="hybridMultilevel"/>
     <w:tmpl w:val="3AB0C0AE"/>
@@ -4469,7 +5289,7 @@
       </w:rPr>
     </w:lvl>
   </w:abstractNum>
-  <w:abstractNum w:abstractNumId="14" w15:restartNumberingAfterBreak="0">
+  <w:abstractNum w:abstractNumId="15" w15:restartNumberingAfterBreak="0">
     <w:nsid w:val="57B62080"/>
     <w:multiLevelType w:val="multilevel"/>
     <w:tmpl w:val="1010A624"/>
@@ -4618,7 +5438,7 @@
       </w:rPr>
     </w:lvl>
   </w:abstractNum>
-  <w:abstractNum w:abstractNumId="15" w15:restartNumberingAfterBreak="0">
+  <w:abstractNum w:abstractNumId="16" w15:restartNumberingAfterBreak="0">
     <w:nsid w:val="5DE26FB0"/>
     <w:multiLevelType w:val="multilevel"/>
     <w:tmpl w:val="E774EBC4"/>
@@ -4767,7 +5587,120 @@
       </w:rPr>
     </w:lvl>
   </w:abstractNum>
-  <w:abstractNum w:abstractNumId="16" w15:restartNumberingAfterBreak="0">
+  <w:abstractNum w:abstractNumId="17" w15:restartNumberingAfterBreak="0">
+    <w:nsid w:val="66C00F49"/>
+    <w:multiLevelType w:val="multilevel"/>
+    <w:tmpl w:val="0EC8708A"/>
+    <w:lvl w:ilvl="0">
+      <w:start w:val="1"/>
+      <w:numFmt w:val="decimal"/>
+      <w:lvlText w:val="%1)"/>
+      <w:lvlJc w:val="left"/>
+      <w:pPr>
+        <w:ind w:left="360" w:hanging="360"/>
+      </w:pPr>
+      <w:rPr>
+        <w:rFonts w:hint="default"/>
+      </w:rPr>
+    </w:lvl>
+    <w:lvl w:ilvl="1">
+      <w:start w:val="1"/>
+      <w:numFmt w:val="lowerLetter"/>
+      <w:lvlText w:val="%2)"/>
+      <w:lvlJc w:val="left"/>
+      <w:pPr>
+        <w:ind w:left="720" w:hanging="360"/>
+      </w:pPr>
+      <w:rPr>
+        <w:rFonts w:hint="default"/>
+      </w:rPr>
+    </w:lvl>
+    <w:lvl w:ilvl="2">
+      <w:start w:val="1"/>
+      <w:numFmt w:val="lowerRoman"/>
+      <w:lvlText w:val="%3)"/>
+      <w:lvlJc w:val="left"/>
+      <w:pPr>
+        <w:ind w:left="1080" w:hanging="360"/>
+      </w:pPr>
+      <w:rPr>
+        <w:rFonts w:hint="default"/>
+      </w:rPr>
+    </w:lvl>
+    <w:lvl w:ilvl="3">
+      <w:start w:val="1"/>
+      <w:numFmt w:val="decimal"/>
+      <w:lvlText w:val="(%4)"/>
+      <w:lvlJc w:val="left"/>
+      <w:pPr>
+        <w:ind w:left="1440" w:hanging="360"/>
+      </w:pPr>
+      <w:rPr>
+        <w:rFonts w:hint="default"/>
+      </w:rPr>
+    </w:lvl>
+    <w:lvl w:ilvl="4">
+      <w:start w:val="1"/>
+      <w:numFmt w:val="lowerLetter"/>
+      <w:lvlText w:val="(%5)"/>
+      <w:lvlJc w:val="left"/>
+      <w:pPr>
+        <w:ind w:left="1800" w:hanging="360"/>
+      </w:pPr>
+      <w:rPr>
+        <w:rFonts w:hint="default"/>
+      </w:rPr>
+    </w:lvl>
+    <w:lvl w:ilvl="5">
+      <w:start w:val="1"/>
+      <w:numFmt w:val="lowerRoman"/>
+      <w:lvlText w:val="(%6)"/>
+      <w:lvlJc w:val="left"/>
+      <w:pPr>
+        <w:ind w:left="2160" w:hanging="360"/>
+      </w:pPr>
+      <w:rPr>
+        <w:rFonts w:hint="default"/>
+      </w:rPr>
+    </w:lvl>
+    <w:lvl w:ilvl="6">
+      <w:start w:val="1"/>
+      <w:numFmt w:val="decimal"/>
+      <w:lvlText w:val="%7."/>
+      <w:lvlJc w:val="left"/>
+      <w:pPr>
+        <w:ind w:left="2520" w:hanging="360"/>
+      </w:pPr>
+      <w:rPr>
+        <w:rFonts w:hint="default"/>
+      </w:rPr>
+    </w:lvl>
+    <w:lvl w:ilvl="7">
+      <w:start w:val="1"/>
+      <w:numFmt w:val="lowerLetter"/>
+      <w:lvlText w:val="%8."/>
+      <w:lvlJc w:val="left"/>
+      <w:pPr>
+        <w:ind w:left="2880" w:hanging="360"/>
+      </w:pPr>
+      <w:rPr>
+        <w:rFonts w:hint="default"/>
+      </w:rPr>
+    </w:lvl>
+    <w:lvl w:ilvl="8">
+      <w:start w:val="1"/>
+      <w:numFmt w:val="lowerRoman"/>
+      <w:lvlText w:val="%9."/>
+      <w:lvlJc w:val="left"/>
+      <w:pPr>
+        <w:ind w:left="3240" w:hanging="360"/>
+      </w:pPr>
+      <w:rPr>
+        <w:rFonts w:hint="default"/>
+      </w:rPr>
+    </w:lvl>
+  </w:abstractNum>
+  <w:abstractNum w:abstractNumId="18" w15:restartNumberingAfterBreak="0">
     <w:nsid w:val="66DF376B"/>
     <w:multiLevelType w:val="multilevel"/>
     <w:tmpl w:val="976A4916"/>
@@ -4916,7 +5849,7 @@
       </w:rPr>
     </w:lvl>
   </w:abstractNum>
-  <w:abstractNum w:abstractNumId="17" w15:restartNumberingAfterBreak="0">
+  <w:abstractNum w:abstractNumId="19" w15:restartNumberingAfterBreak="0">
     <w:nsid w:val="68AD7E68"/>
     <w:multiLevelType w:val="multilevel"/>
     <w:tmpl w:val="81E4A3D0"/>
@@ -5065,7 +5998,7 @@
       </w:rPr>
     </w:lvl>
   </w:abstractNum>
-  <w:abstractNum w:abstractNumId="18" w15:restartNumberingAfterBreak="0">
+  <w:abstractNum w:abstractNumId="20" w15:restartNumberingAfterBreak="0">
     <w:nsid w:val="74163DF0"/>
     <w:multiLevelType w:val="multilevel"/>
     <w:tmpl w:val="C3F0645C"/>
@@ -5214,7 +6147,7 @@
       </w:rPr>
     </w:lvl>
   </w:abstractNum>
-  <w:abstractNum w:abstractNumId="19" w15:restartNumberingAfterBreak="0">
+  <w:abstractNum w:abstractNumId="21" w15:restartNumberingAfterBreak="0">
     <w:nsid w:val="772F168B"/>
     <w:multiLevelType w:val="multilevel"/>
     <w:tmpl w:val="23F01A40"/>
@@ -5363,7 +6296,7 @@
       </w:rPr>
     </w:lvl>
   </w:abstractNum>
-  <w:abstractNum w:abstractNumId="20" w15:restartNumberingAfterBreak="0">
+  <w:abstractNum w:abstractNumId="22" w15:restartNumberingAfterBreak="0">
     <w:nsid w:val="7CCD154D"/>
     <w:multiLevelType w:val="multilevel"/>
     <w:tmpl w:val="C734B5D2"/>
@@ -5516,13 +6449,13 @@
     <w:abstractNumId w:val="3"/>
   </w:num>
   <w:num w:numId="2">
-    <w:abstractNumId w:val="17"/>
+    <w:abstractNumId w:val="19"/>
   </w:num>
   <w:num w:numId="3">
     <w:abstractNumId w:val="0"/>
   </w:num>
   <w:num w:numId="4">
-    <w:abstractNumId w:val="14"/>
+    <w:abstractNumId w:val="15"/>
   </w:num>
   <w:num w:numId="5">
     <w:abstractNumId w:val="12"/>
@@ -5531,7 +6464,7 @@
     <w:abstractNumId w:val="4"/>
   </w:num>
   <w:num w:numId="7">
-    <w:abstractNumId w:val="16"/>
+    <w:abstractNumId w:val="18"/>
   </w:num>
   <w:num w:numId="8">
     <w:abstractNumId w:val="6"/>
@@ -5540,7 +6473,7 @@
     <w:abstractNumId w:val="11"/>
   </w:num>
   <w:num w:numId="10">
-    <w:abstractNumId w:val="18"/>
+    <w:abstractNumId w:val="20"/>
   </w:num>
   <w:num w:numId="11">
     <w:abstractNumId w:val="10"/>
@@ -5549,10 +6482,10 @@
     <w:abstractNumId w:val="8"/>
   </w:num>
   <w:num w:numId="13">
-    <w:abstractNumId w:val="20"/>
+    <w:abstractNumId w:val="22"/>
   </w:num>
   <w:num w:numId="14">
-    <w:abstractNumId w:val="15"/>
+    <w:abstractNumId w:val="16"/>
   </w:num>
   <w:num w:numId="15">
     <w:abstractNumId w:val="1"/>
@@ -5564,7 +6497,7 @@
     <w:abstractNumId w:val="7"/>
   </w:num>
   <w:num w:numId="18">
-    <w:abstractNumId w:val="19"/>
+    <w:abstractNumId w:val="21"/>
   </w:num>
   <w:num w:numId="19">
     <w:abstractNumId w:val="5"/>
@@ -5573,6 +6506,12 @@
     <w:abstractNumId w:val="9"/>
   </w:num>
   <w:num w:numId="21">
+    <w:abstractNumId w:val="14"/>
+  </w:num>
+  <w:num w:numId="22">
+    <w:abstractNumId w:val="17"/>
+  </w:num>
+  <w:num w:numId="23">
     <w:abstractNumId w:val="13"/>
   </w:num>
 </w:numbering>
@@ -5976,7 +6915,7 @@
   <w:style w:type="paragraph" w:default="1" w:styleId="a">
     <w:name w:val="Normal"/>
     <w:qFormat/>
-    <w:rsid w:val="00821A92"/>
+    <w:rsid w:val="003202E2"/>
     <w:pPr>
       <w:suppressAutoHyphens/>
       <w:spacing w:after="0" w:line="240" w:lineRule="atLeast"/>
